--- a/docs/traceability/Modern-UI-Traceability-Report.docx
+++ b/docs/traceability/Modern-UI-Traceability-Report.docx
@@ -24,7 +24,7 @@
         </w:rPr>
         <w:t>themes/shadcn-prototype → backend, walked as noreply@techatscale.io</w:t>
         <w:br/>
-        <w:t>2026-05-14 12:36 UTC</w:t>
+        <w:t>2026-05-14 13:09 UTC — Re-run after TMAIL-229 (full backend wiring)</w:t>
       </w:r>
     </w:p>
     <w:p/>
@@ -38,7 +38,7 @@
     </w:p>
     <w:p>
       <w:r>
-        <w:t>TMAIL-228 traces every API call the alt-UI (themes/shadcn-prototype/) makes, cross-references against backend/src/router.rs, and then drives a Playwright walk-through signed in as noreply@techatscale.io with the live swmail mailbox attached as the BYOK source. Goal: prove the alt-UI is a usable alternative theme and surface anything that needs polish before users see it.</w:t>
+        <w:t>TMAIL-240 is the second pass of the modern-UI traceability after closing epic TMAIL-229 (Modern UI completeness). Every feature component is now wired to the live Rust/Axum backend at https://mail.techatscale.io — AdminDashboard, CalendarView, ComposeModal save-draft, and the Email* screens all hit real /api/* endpoints backed by PostgreSQL and the noreply@techatscale.io IMAP/SMTP mailbox at swmail.techatscale.io.</w:t>
       </w:r>
     </w:p>
     <w:tbl>
@@ -71,7 +71,7 @@
           </w:tcPr>
           <w:p>
             <w:r>
-              <w:t>4 (auth, folders, messages, scheduled)</w:t>
+              <w:t>8 (auth, folders, messages, scheduled, admin-users, admin-domains, quota, calendar)</w:t>
             </w:r>
           </w:p>
         </w:tc>
@@ -96,7 +96,7 @@
           </w:tcPr>
           <w:p>
             <w:r>
-              <w:t>15 (14 matched a router.rs route — 93 %)</w:t>
+              <w:t>27 (25 matched a router.rs route — 92 %)</w:t>
             </w:r>
           </w:p>
         </w:tc>
@@ -121,7 +121,7 @@
           </w:tcPr>
           <w:p>
             <w:r>
-              <w:t>1 (regex artefact, not a real gap — see §4)</w:t>
+              <w:t>2 (regex artefact only — see §4)</w:t>
             </w:r>
           </w:p>
         </w:tc>
@@ -146,7 +146,7 @@
           </w:tcPr>
           <w:p>
             <w:r>
-              <w:t>3 of 6 (EmailClient, EmailReader, ComposeModal)</w:t>
+              <w:t>5 of 6 — every interactive screen</w:t>
             </w:r>
           </w:p>
         </w:tc>
@@ -161,7 +161,7 @@
               <w:rPr>
                 <w:b/>
               </w:rPr>
-              <w:t>Feature components still on mock data</w:t>
+              <w:t>Feature components on mock data</w:t>
             </w:r>
           </w:p>
         </w:tc>
@@ -171,32 +171,7 @@
           </w:tcPr>
           <w:p>
             <w:r>
-              <w:t>1 (AdminDashboard)</w:t>
-            </w:r>
-          </w:p>
-        </w:tc>
-      </w:tr>
-      <w:tr>
-        <w:tc>
-          <w:tcPr>
-            <w:tcW w:type="dxa" w:w="4986"/>
-          </w:tcPr>
-          <w:p>
-            <w:r>
-              <w:rPr>
-                <w:b/>
-              </w:rPr>
-              <w:t>Self-contained components</w:t>
-            </w:r>
-          </w:p>
-        </w:tc>
-        <w:tc>
-          <w:tcPr>
-            <w:tcW w:type="dxa" w:w="4986"/>
-          </w:tcPr>
-          <w:p>
-            <w:r>
-              <w:t>1 (CalendarView — hardcoded grid, no data layer)</w:t>
+              <w:t>0 (zero — all promoted in TMAIL-229)</w:t>
             </w:r>
           </w:p>
         </w:tc>
@@ -221,7 +196,7 @@
           </w:tcPr>
           <w:p>
             <w:r>
-              <w:t>PASS — 8 of 9 captures produced (calendar route locator could not find the link cleanly; non-blocking)</w:t>
+              <w:t>PASS — 11 captures (compose+draft, calendar create, admin gate, classic ↔ modern hops)</w:t>
             </w:r>
           </w:p>
         </w:tc>
@@ -236,7 +211,7 @@
               <w:rPr>
                 <w:b/>
               </w:rPr>
-              <w:t>Issues found and fixed</w:t>
+              <w:t>Backend bugs found and fixed</w:t>
             </w:r>
           </w:p>
         </w:tc>
@@ -246,7 +221,32 @@
           </w:tcPr>
           <w:p>
             <w:r>
-              <w:t>1 (sidebar folder render race — useState captured an empty array on first render; fixed by deriving folders directly from the prop)</w:t>
+              <w:t>2 (calendar event_status ENUM mismatch; apiClient JSON parse of empty 201 body)</w:t>
+            </w:r>
+          </w:p>
+        </w:tc>
+      </w:tr>
+      <w:tr>
+        <w:tc>
+          <w:tcPr>
+            <w:tcW w:type="dxa" w:w="4986"/>
+          </w:tcPr>
+          <w:p>
+            <w:r>
+              <w:rPr>
+                <w:b/>
+              </w:rPr>
+              <w:t>Vitest baseline</w:t>
+            </w:r>
+          </w:p>
+        </w:tc>
+        <w:tc>
+          <w:tcPr>
+            <w:tcW w:type="dxa" w:w="4986"/>
+          </w:tcPr>
+          <w:p>
+            <w:r>
+              <w:t>1118/1118 passing (3 new client.test.ts cases for empty-body branch)</w:t>
             </w:r>
           </w:p>
         </w:tc>
@@ -265,7 +265,7 @@
         <w:pStyle w:val="ListBullet"/>
       </w:pPr>
       <w:r>
-        <w:t>Every wired email screen — EmailClient, EmailReader, ComposeModal — fetches against the real backend (folders, messages, message body, scheduled-send). The walk-through opened the inbox (928 unread from swmail), clicked a 'Failed to deliver message' bounce, and saw the full body, sender, date, and 2 attachments rendered.</w:t>
+        <w:t>Every alt-UI feature component now reads + writes against the live PostgreSQL-backed Rust backend. AdminDashboard ships a JWT-gated mailboxes+domains+quota dashboard. CalendarView creates/lists/cancels real events against /api/calendar/events. ComposeModal Save Draft appends a draft to the Drafts folder via /api/drafts. EmailClient/EmailReader render IMAP-sourced messages.</w:t>
       </w:r>
     </w:p>
     <w:p>
@@ -273,7 +273,7 @@
         <w:pStyle w:val="ListBullet"/>
       </w:pPr>
       <w:r>
-        <w:t>1 of 14 traced api calls is technically 'unmatched' but it's a regex artefact — scheduledApi.listScheduled uses a nested template literal (`/messages/scheduled${status ? `?status=${status}` : ''}`) that the static analyser truncates at the inner backtick. The runtime path /api/messages/scheduled does match the router. False positive, no fix needed.</w:t>
+        <w:t>All 27 api calls extracted from the alt-UI's api/* modules cross-reference cleanly to router.rs handlers. The 2 'unmatched' calls are a regex artefact — both use nested template literal interpolation (`/calendar/events${query ? `?…` : ''}`) which the static extractor truncates at the inner backtick. Runtime paths /api/calendar/events and /api/messages/scheduled both match.</w:t>
       </w:r>
     </w:p>
     <w:p>
@@ -281,7 +281,7 @@
         <w:pStyle w:val="ListBullet"/>
       </w:pPr>
       <w:r>
-        <w:t>AdminDashboard is the only feature component still on mock data (admin@mydomain.com, 3 hard-coded mailboxes). Promoting it would mean wiring against /api/admin/users + /api/admin/domains + /api/quota. Out of scope here; kept as a separate follow-up.</w:t>
+        <w:t>Two real bugs were uncovered by the E2E run and fixed in this pass. (1) calendar_events.status was a Postgres ENUM (event_status) but the Rust model decoded it as String, causing every read/write to 500 with sqlx ColumnDecode. Migration 065 widens the column to TEXT + CHECK, matching the pattern of 061 (push_platform) and 063 (bulk_import_status). (2) Backend handlers like POST /api/drafts return 201 + empty body; the apiClient's response.json() threw 'JSON.parse: unexpected end of data line 1 col 1'. Both classic and alt-UI clients now read the body as text first and only JSON-parse non-empty payloads. Three new client.test.ts cases lock in the behaviour.</w:t>
       </w:r>
     </w:p>
     <w:p>
@@ -289,7 +289,7 @@
         <w:pStyle w:val="ListBullet"/>
       </w:pPr>
       <w:r>
-        <w:t>CalendarView is self-contained — no data layer at all. Promotion would need /api/calendar/events wiring.</w:t>
+        <w:t>Empty-state UX is now correct everywhere. The sidebar no longer falls back to mock folder data when the prop is undefined — it just renders an empty list until /api/folders resolves. AdminDashboard shows admin-only fallback content for non-admin users. CalendarView renders 'No events on this day' and an inline Add Event button.</w:t>
       </w:r>
     </w:p>
     <w:p>
@@ -297,7 +297,15 @@
         <w:pStyle w:val="ListBullet"/>
       </w:pPr>
       <w:r>
-        <w:t>One real bug found and fixed during this pass: Sidebar's useState captured the empty foldersProp on first render, so the sidebar showed only Compose / Calendar / New folder until something forced a re-render. Refactored to derive folders directly from the prop (and keep extraLocalFolders as a separate slice for the local 'add new folder' flow). Now real folders (Deleted Items, Drafts, INBOX, Junk Mail, Sent Items) appear as soon as /api/folders resolves.</w:t>
+        <w:t>Sidebar identity footer now derives from the JWT (decodeAccessClaims) instead of the hardcoded me@mydomain.com / Personal Account mock. Initials are computed from the username; admin badge appears when claims.is_admin is true.</w:t>
+      </w:r>
+    </w:p>
+    <w:p>
+      <w:pPr>
+        <w:pStyle w:val="ListBullet"/>
+      </w:pPr>
+      <w:r>
+        <w:t>mockData.ts is archived. Email and Folder types now live in themes/shadcn-prototype/src/types/ui.ts; every consumer imports from there. No production code references mocks any more.</w:t>
       </w:r>
     </w:p>
     <w:p>
@@ -311,6 +319,446 @@
     <w:p>
       <w:r>
         <w:t>Per alt-UI client module: every apiClient / fetch call site, the backend handler it resolves to, and the component(s) that import the client.</w:t>
+      </w:r>
+    </w:p>
+    <w:p>
+      <w:pPr>
+        <w:pStyle w:val="Heading2"/>
+      </w:pPr>
+      <w:r>
+        <w:t>admin-domains.ts</w:t>
+      </w:r>
+    </w:p>
+    <w:p>
+      <w:r>
+        <w:rPr>
+          <w:i/>
+        </w:rPr>
+        <w:t>themes/shadcn-prototype/src/api/admin-domains.ts</w:t>
+      </w:r>
+    </w:p>
+    <w:tbl>
+      <w:tblPr>
+        <w:tblStyle w:val="LightGrid-Accent1"/>
+        <w:tblW w:type="auto" w:w="0"/>
+        <w:tblLook w:firstColumn="1" w:firstRow="1" w:lastColumn="0" w:lastRow="0" w:noHBand="0" w:noVBand="1" w:val="04A0"/>
+      </w:tblPr>
+      <w:tblGrid>
+        <w:gridCol w:w="2493"/>
+        <w:gridCol w:w="2493"/>
+        <w:gridCol w:w="2493"/>
+        <w:gridCol w:w="2493"/>
+      </w:tblGrid>
+      <w:tr>
+        <w:tc>
+          <w:tcPr>
+            <w:tcW w:type="dxa" w:w="2493"/>
+          </w:tcPr>
+          <w:p>
+            <w:r>
+              <w:rPr>
+                <w:b/>
+              </w:rPr>
+              <w:t>Method</w:t>
+            </w:r>
+          </w:p>
+        </w:tc>
+        <w:tc>
+          <w:tcPr>
+            <w:tcW w:type="dxa" w:w="2493"/>
+          </w:tcPr>
+          <w:p>
+            <w:r>
+              <w:rPr>
+                <w:b/>
+              </w:rPr>
+              <w:t>Path</w:t>
+            </w:r>
+          </w:p>
+        </w:tc>
+        <w:tc>
+          <w:tcPr>
+            <w:tcW w:type="dxa" w:w="2493"/>
+          </w:tcPr>
+          <w:p>
+            <w:r>
+              <w:rPr>
+                <w:b/>
+              </w:rPr>
+              <w:t>Backend handler</w:t>
+            </w:r>
+          </w:p>
+        </w:tc>
+        <w:tc>
+          <w:tcPr>
+            <w:tcW w:type="dxa" w:w="2493"/>
+          </w:tcPr>
+          <w:p>
+            <w:r>
+              <w:rPr>
+                <w:b/>
+              </w:rPr>
+              <w:t>Status</w:t>
+            </w:r>
+          </w:p>
+        </w:tc>
+      </w:tr>
+      <w:tr>
+        <w:tc>
+          <w:tcPr>
+            <w:tcW w:type="dxa" w:w="2493"/>
+          </w:tcPr>
+          <w:p>
+            <w:r>
+              <w:t>GET</w:t>
+            </w:r>
+          </w:p>
+        </w:tc>
+        <w:tc>
+          <w:tcPr>
+            <w:tcW w:type="dxa" w:w="2493"/>
+          </w:tcPr>
+          <w:p>
+            <w:r>
+              <w:t>/api/admin/domains</w:t>
+            </w:r>
+          </w:p>
+        </w:tc>
+        <w:tc>
+          <w:tcPr>
+            <w:tcW w:type="dxa" w:w="2493"/>
+          </w:tcPr>
+          <w:p>
+            <w:r>
+              <w:t>admin::domains::list_domains</w:t>
+            </w:r>
+          </w:p>
+        </w:tc>
+        <w:tc>
+          <w:tcPr>
+            <w:tcW w:type="dxa" w:w="2493"/>
+          </w:tcPr>
+          <w:p>
+            <w:r>
+              <w:t>✓ matched</w:t>
+            </w:r>
+          </w:p>
+        </w:tc>
+      </w:tr>
+      <w:tr>
+        <w:tc>
+          <w:tcPr>
+            <w:tcW w:type="dxa" w:w="2493"/>
+          </w:tcPr>
+          <w:p>
+            <w:r>
+              <w:t>POST</w:t>
+            </w:r>
+          </w:p>
+        </w:tc>
+        <w:tc>
+          <w:tcPr>
+            <w:tcW w:type="dxa" w:w="2493"/>
+          </w:tcPr>
+          <w:p>
+            <w:r>
+              <w:t>/api/admin/domains</w:t>
+            </w:r>
+          </w:p>
+        </w:tc>
+        <w:tc>
+          <w:tcPr>
+            <w:tcW w:type="dxa" w:w="2493"/>
+          </w:tcPr>
+          <w:p>
+            <w:r>
+              <w:t>admin::domains::create_domain</w:t>
+            </w:r>
+          </w:p>
+        </w:tc>
+        <w:tc>
+          <w:tcPr>
+            <w:tcW w:type="dxa" w:w="2493"/>
+          </w:tcPr>
+          <w:p>
+            <w:r>
+              <w:t>✓ matched</w:t>
+            </w:r>
+          </w:p>
+        </w:tc>
+      </w:tr>
+      <w:tr>
+        <w:tc>
+          <w:tcPr>
+            <w:tcW w:type="dxa" w:w="2493"/>
+          </w:tcPr>
+          <w:p>
+            <w:r>
+              <w:t>DELETE</w:t>
+            </w:r>
+          </w:p>
+        </w:tc>
+        <w:tc>
+          <w:tcPr>
+            <w:tcW w:type="dxa" w:w="2493"/>
+          </w:tcPr>
+          <w:p>
+            <w:r>
+              <w:t>/api/admin/domains/${id}</w:t>
+            </w:r>
+          </w:p>
+        </w:tc>
+        <w:tc>
+          <w:tcPr>
+            <w:tcW w:type="dxa" w:w="2493"/>
+          </w:tcPr>
+          <w:p>
+            <w:r>
+              <w:t>admin::domains::delete_domain</w:t>
+            </w:r>
+          </w:p>
+        </w:tc>
+        <w:tc>
+          <w:tcPr>
+            <w:tcW w:type="dxa" w:w="2493"/>
+          </w:tcPr>
+          <w:p>
+            <w:r>
+              <w:t>✓ matched</w:t>
+            </w:r>
+          </w:p>
+        </w:tc>
+      </w:tr>
+    </w:tbl>
+    <w:p>
+      <w:r>
+        <w:rPr>
+          <w:b/>
+        </w:rPr>
+        <w:t xml:space="preserve">Consumed by: </w:t>
+      </w:r>
+      <w:r>
+        <w:t>themes/shadcn-prototype/src/features/admin/AdminDashboard.tsx</w:t>
+      </w:r>
+    </w:p>
+    <w:p>
+      <w:pPr>
+        <w:pStyle w:val="Heading2"/>
+      </w:pPr>
+      <w:r>
+        <w:t>admin-users.ts</w:t>
+      </w:r>
+    </w:p>
+    <w:p>
+      <w:r>
+        <w:rPr>
+          <w:i/>
+        </w:rPr>
+        <w:t>themes/shadcn-prototype/src/api/admin-users.ts</w:t>
+      </w:r>
+    </w:p>
+    <w:tbl>
+      <w:tblPr>
+        <w:tblStyle w:val="LightGrid-Accent1"/>
+        <w:tblW w:type="auto" w:w="0"/>
+        <w:tblLook w:firstColumn="1" w:firstRow="1" w:lastColumn="0" w:lastRow="0" w:noHBand="0" w:noVBand="1" w:val="04A0"/>
+      </w:tblPr>
+      <w:tblGrid>
+        <w:gridCol w:w="2493"/>
+        <w:gridCol w:w="2493"/>
+        <w:gridCol w:w="2493"/>
+        <w:gridCol w:w="2493"/>
+      </w:tblGrid>
+      <w:tr>
+        <w:tc>
+          <w:tcPr>
+            <w:tcW w:type="dxa" w:w="2493"/>
+          </w:tcPr>
+          <w:p>
+            <w:r>
+              <w:rPr>
+                <w:b/>
+              </w:rPr>
+              <w:t>Method</w:t>
+            </w:r>
+          </w:p>
+        </w:tc>
+        <w:tc>
+          <w:tcPr>
+            <w:tcW w:type="dxa" w:w="2493"/>
+          </w:tcPr>
+          <w:p>
+            <w:r>
+              <w:rPr>
+                <w:b/>
+              </w:rPr>
+              <w:t>Path</w:t>
+            </w:r>
+          </w:p>
+        </w:tc>
+        <w:tc>
+          <w:tcPr>
+            <w:tcW w:type="dxa" w:w="2493"/>
+          </w:tcPr>
+          <w:p>
+            <w:r>
+              <w:rPr>
+                <w:b/>
+              </w:rPr>
+              <w:t>Backend handler</w:t>
+            </w:r>
+          </w:p>
+        </w:tc>
+        <w:tc>
+          <w:tcPr>
+            <w:tcW w:type="dxa" w:w="2493"/>
+          </w:tcPr>
+          <w:p>
+            <w:r>
+              <w:rPr>
+                <w:b/>
+              </w:rPr>
+              <w:t>Status</w:t>
+            </w:r>
+          </w:p>
+        </w:tc>
+      </w:tr>
+      <w:tr>
+        <w:tc>
+          <w:tcPr>
+            <w:tcW w:type="dxa" w:w="2493"/>
+          </w:tcPr>
+          <w:p>
+            <w:r>
+              <w:t>GET</w:t>
+            </w:r>
+          </w:p>
+        </w:tc>
+        <w:tc>
+          <w:tcPr>
+            <w:tcW w:type="dxa" w:w="2493"/>
+          </w:tcPr>
+          <w:p>
+            <w:r>
+              <w:t>/api/admin/users</w:t>
+            </w:r>
+          </w:p>
+        </w:tc>
+        <w:tc>
+          <w:tcPr>
+            <w:tcW w:type="dxa" w:w="2493"/>
+          </w:tcPr>
+          <w:p>
+            <w:r>
+              <w:t>admin::users::list_users</w:t>
+            </w:r>
+          </w:p>
+        </w:tc>
+        <w:tc>
+          <w:tcPr>
+            <w:tcW w:type="dxa" w:w="2493"/>
+          </w:tcPr>
+          <w:p>
+            <w:r>
+              <w:t>✓ matched</w:t>
+            </w:r>
+          </w:p>
+        </w:tc>
+      </w:tr>
+      <w:tr>
+        <w:tc>
+          <w:tcPr>
+            <w:tcW w:type="dxa" w:w="2493"/>
+          </w:tcPr>
+          <w:p>
+            <w:r>
+              <w:t>POST</w:t>
+            </w:r>
+          </w:p>
+        </w:tc>
+        <w:tc>
+          <w:tcPr>
+            <w:tcW w:type="dxa" w:w="2493"/>
+          </w:tcPr>
+          <w:p>
+            <w:r>
+              <w:t>/api/admin/users</w:t>
+            </w:r>
+          </w:p>
+        </w:tc>
+        <w:tc>
+          <w:tcPr>
+            <w:tcW w:type="dxa" w:w="2493"/>
+          </w:tcPr>
+          <w:p>
+            <w:r>
+              <w:t>admin::users::create_user</w:t>
+            </w:r>
+          </w:p>
+        </w:tc>
+        <w:tc>
+          <w:tcPr>
+            <w:tcW w:type="dxa" w:w="2493"/>
+          </w:tcPr>
+          <w:p>
+            <w:r>
+              <w:t>✓ matched</w:t>
+            </w:r>
+          </w:p>
+        </w:tc>
+      </w:tr>
+      <w:tr>
+        <w:tc>
+          <w:tcPr>
+            <w:tcW w:type="dxa" w:w="2493"/>
+          </w:tcPr>
+          <w:p>
+            <w:r>
+              <w:t>DELETE</w:t>
+            </w:r>
+          </w:p>
+        </w:tc>
+        <w:tc>
+          <w:tcPr>
+            <w:tcW w:type="dxa" w:w="2493"/>
+          </w:tcPr>
+          <w:p>
+            <w:r>
+              <w:t>/api/admin/users/${id}</w:t>
+            </w:r>
+          </w:p>
+        </w:tc>
+        <w:tc>
+          <w:tcPr>
+            <w:tcW w:type="dxa" w:w="2493"/>
+          </w:tcPr>
+          <w:p>
+            <w:r>
+              <w:t>admin::users::delete_user</w:t>
+            </w:r>
+          </w:p>
+        </w:tc>
+        <w:tc>
+          <w:tcPr>
+            <w:tcW w:type="dxa" w:w="2493"/>
+          </w:tcPr>
+          <w:p>
+            <w:r>
+              <w:t>✓ matched</w:t>
+            </w:r>
+          </w:p>
+        </w:tc>
+      </w:tr>
+    </w:tbl>
+    <w:p>
+      <w:r>
+        <w:rPr>
+          <w:b/>
+        </w:rPr>
+        <w:t xml:space="preserve">Consumed by: </w:t>
+      </w:r>
+      <w:r>
+        <w:t>themes/shadcn-prototype/src/features/admin/AdminDashboard.tsx</w:t>
       </w:r>
     </w:p>
     <w:p>
@@ -531,6 +979,268 @@
       </w:r>
       <w:r>
         <w:t>(no static consumer)</w:t>
+      </w:r>
+    </w:p>
+    <w:p>
+      <w:pPr>
+        <w:pStyle w:val="Heading2"/>
+      </w:pPr>
+      <w:r>
+        <w:t>calendar.ts</w:t>
+      </w:r>
+    </w:p>
+    <w:p>
+      <w:r>
+        <w:rPr>
+          <w:i/>
+        </w:rPr>
+        <w:t>themes/shadcn-prototype/src/api/calendar.ts</w:t>
+      </w:r>
+    </w:p>
+    <w:tbl>
+      <w:tblPr>
+        <w:tblStyle w:val="LightGrid-Accent1"/>
+        <w:tblW w:type="auto" w:w="0"/>
+        <w:tblLook w:firstColumn="1" w:firstRow="1" w:lastColumn="0" w:lastRow="0" w:noHBand="0" w:noVBand="1" w:val="04A0"/>
+      </w:tblPr>
+      <w:tblGrid>
+        <w:gridCol w:w="2493"/>
+        <w:gridCol w:w="2493"/>
+        <w:gridCol w:w="2493"/>
+        <w:gridCol w:w="2493"/>
+      </w:tblGrid>
+      <w:tr>
+        <w:tc>
+          <w:tcPr>
+            <w:tcW w:type="dxa" w:w="2493"/>
+          </w:tcPr>
+          <w:p>
+            <w:r>
+              <w:rPr>
+                <w:b/>
+              </w:rPr>
+              <w:t>Method</w:t>
+            </w:r>
+          </w:p>
+        </w:tc>
+        <w:tc>
+          <w:tcPr>
+            <w:tcW w:type="dxa" w:w="2493"/>
+          </w:tcPr>
+          <w:p>
+            <w:r>
+              <w:rPr>
+                <w:b/>
+              </w:rPr>
+              <w:t>Path</w:t>
+            </w:r>
+          </w:p>
+        </w:tc>
+        <w:tc>
+          <w:tcPr>
+            <w:tcW w:type="dxa" w:w="2493"/>
+          </w:tcPr>
+          <w:p>
+            <w:r>
+              <w:rPr>
+                <w:b/>
+              </w:rPr>
+              <w:t>Backend handler</w:t>
+            </w:r>
+          </w:p>
+        </w:tc>
+        <w:tc>
+          <w:tcPr>
+            <w:tcW w:type="dxa" w:w="2493"/>
+          </w:tcPr>
+          <w:p>
+            <w:r>
+              <w:rPr>
+                <w:b/>
+              </w:rPr>
+              <w:t>Status</w:t>
+            </w:r>
+          </w:p>
+        </w:tc>
+      </w:tr>
+      <w:tr>
+        <w:tc>
+          <w:tcPr>
+            <w:tcW w:type="dxa" w:w="2493"/>
+          </w:tcPr>
+          <w:p>
+            <w:r>
+              <w:t>GET</w:t>
+            </w:r>
+          </w:p>
+        </w:tc>
+        <w:tc>
+          <w:tcPr>
+            <w:tcW w:type="dxa" w:w="2493"/>
+          </w:tcPr>
+          <w:p>
+            <w:r>
+              <w:t xml:space="preserve">/api/calendar/events${query ? </w:t>
+            </w:r>
+          </w:p>
+        </w:tc>
+        <w:tc>
+          <w:tcPr>
+            <w:tcW w:type="dxa" w:w="2493"/>
+          </w:tcPr>
+          <w:p>
+            <w:r>
+              <w:t>—</w:t>
+            </w:r>
+          </w:p>
+        </w:tc>
+        <w:tc>
+          <w:tcPr>
+            <w:tcW w:type="dxa" w:w="2493"/>
+          </w:tcPr>
+          <w:p>
+            <w:r>
+              <w:t>✗ unmatched</w:t>
+            </w:r>
+          </w:p>
+        </w:tc>
+      </w:tr>
+      <w:tr>
+        <w:tc>
+          <w:tcPr>
+            <w:tcW w:type="dxa" w:w="2493"/>
+          </w:tcPr>
+          <w:p>
+            <w:r>
+              <w:t>POST</w:t>
+            </w:r>
+          </w:p>
+        </w:tc>
+        <w:tc>
+          <w:tcPr>
+            <w:tcW w:type="dxa" w:w="2493"/>
+          </w:tcPr>
+          <w:p>
+            <w:r>
+              <w:t>/api/calendar/events</w:t>
+            </w:r>
+          </w:p>
+        </w:tc>
+        <w:tc>
+          <w:tcPr>
+            <w:tcW w:type="dxa" w:w="2493"/>
+          </w:tcPr>
+          <w:p>
+            <w:r>
+              <w:t>calendar::create_event</w:t>
+            </w:r>
+          </w:p>
+        </w:tc>
+        <w:tc>
+          <w:tcPr>
+            <w:tcW w:type="dxa" w:w="2493"/>
+          </w:tcPr>
+          <w:p>
+            <w:r>
+              <w:t>✓ matched</w:t>
+            </w:r>
+          </w:p>
+        </w:tc>
+      </w:tr>
+      <w:tr>
+        <w:tc>
+          <w:tcPr>
+            <w:tcW w:type="dxa" w:w="2493"/>
+          </w:tcPr>
+          <w:p>
+            <w:r>
+              <w:t>GET</w:t>
+            </w:r>
+          </w:p>
+        </w:tc>
+        <w:tc>
+          <w:tcPr>
+            <w:tcW w:type="dxa" w:w="2493"/>
+          </w:tcPr>
+          <w:p>
+            <w:r>
+              <w:t>/api/calendar/events/${id}</w:t>
+            </w:r>
+          </w:p>
+        </w:tc>
+        <w:tc>
+          <w:tcPr>
+            <w:tcW w:type="dxa" w:w="2493"/>
+          </w:tcPr>
+          <w:p>
+            <w:r>
+              <w:t>calendar::get_event</w:t>
+            </w:r>
+          </w:p>
+        </w:tc>
+        <w:tc>
+          <w:tcPr>
+            <w:tcW w:type="dxa" w:w="2493"/>
+          </w:tcPr>
+          <w:p>
+            <w:r>
+              <w:t>✓ matched</w:t>
+            </w:r>
+          </w:p>
+        </w:tc>
+      </w:tr>
+      <w:tr>
+        <w:tc>
+          <w:tcPr>
+            <w:tcW w:type="dxa" w:w="2493"/>
+          </w:tcPr>
+          <w:p>
+            <w:r>
+              <w:t>DELETE</w:t>
+            </w:r>
+          </w:p>
+        </w:tc>
+        <w:tc>
+          <w:tcPr>
+            <w:tcW w:type="dxa" w:w="2493"/>
+          </w:tcPr>
+          <w:p>
+            <w:r>
+              <w:t>/api/calendar/events/${id}</w:t>
+            </w:r>
+          </w:p>
+        </w:tc>
+        <w:tc>
+          <w:tcPr>
+            <w:tcW w:type="dxa" w:w="2493"/>
+          </w:tcPr>
+          <w:p>
+            <w:r>
+              <w:t>calendar::cancel_event</w:t>
+            </w:r>
+          </w:p>
+        </w:tc>
+        <w:tc>
+          <w:tcPr>
+            <w:tcW w:type="dxa" w:w="2493"/>
+          </w:tcPr>
+          <w:p>
+            <w:r>
+              <w:t>✓ matched</w:t>
+            </w:r>
+          </w:p>
+        </w:tc>
+      </w:tr>
+    </w:tbl>
+    <w:p>
+      <w:r>
+        <w:rPr>
+          <w:b/>
+        </w:rPr>
+        <w:t xml:space="preserve">Consumed by: </w:t>
+      </w:r>
+      <w:r>
+        <w:t>themes/shadcn-prototype/src/features/calendar/CalendarView.tsx</w:t>
       </w:r>
     </w:p>
     <w:p>
@@ -1096,7 +1806,185 @@
         <w:t xml:space="preserve">Consumed by: </w:t>
       </w:r>
       <w:r>
-        <w:t>themes/shadcn-prototype/src/features/email/EmailClient.tsx, themes/shadcn-prototype/src/features/email/EmailReader.tsx</w:t>
+        <w:t>themes/shadcn-prototype/src/features/email/ComposeModal.tsx, themes/shadcn-prototype/src/features/email/EmailClient.tsx, themes/shadcn-prototype/src/features/email/EmailReader.tsx</w:t>
+      </w:r>
+    </w:p>
+    <w:p>
+      <w:pPr>
+        <w:pStyle w:val="Heading2"/>
+      </w:pPr>
+      <w:r>
+        <w:t>quota.ts</w:t>
+      </w:r>
+    </w:p>
+    <w:p>
+      <w:r>
+        <w:rPr>
+          <w:i/>
+        </w:rPr>
+        <w:t>themes/shadcn-prototype/src/api/quota.ts</w:t>
+      </w:r>
+    </w:p>
+    <w:tbl>
+      <w:tblPr>
+        <w:tblStyle w:val="LightGrid-Accent1"/>
+        <w:tblW w:type="auto" w:w="0"/>
+        <w:tblLook w:firstColumn="1" w:firstRow="1" w:lastColumn="0" w:lastRow="0" w:noHBand="0" w:noVBand="1" w:val="04A0"/>
+      </w:tblPr>
+      <w:tblGrid>
+        <w:gridCol w:w="2493"/>
+        <w:gridCol w:w="2493"/>
+        <w:gridCol w:w="2493"/>
+        <w:gridCol w:w="2493"/>
+      </w:tblGrid>
+      <w:tr>
+        <w:tc>
+          <w:tcPr>
+            <w:tcW w:type="dxa" w:w="2493"/>
+          </w:tcPr>
+          <w:p>
+            <w:r>
+              <w:rPr>
+                <w:b/>
+              </w:rPr>
+              <w:t>Method</w:t>
+            </w:r>
+          </w:p>
+        </w:tc>
+        <w:tc>
+          <w:tcPr>
+            <w:tcW w:type="dxa" w:w="2493"/>
+          </w:tcPr>
+          <w:p>
+            <w:r>
+              <w:rPr>
+                <w:b/>
+              </w:rPr>
+              <w:t>Path</w:t>
+            </w:r>
+          </w:p>
+        </w:tc>
+        <w:tc>
+          <w:tcPr>
+            <w:tcW w:type="dxa" w:w="2493"/>
+          </w:tcPr>
+          <w:p>
+            <w:r>
+              <w:rPr>
+                <w:b/>
+              </w:rPr>
+              <w:t>Backend handler</w:t>
+            </w:r>
+          </w:p>
+        </w:tc>
+        <w:tc>
+          <w:tcPr>
+            <w:tcW w:type="dxa" w:w="2493"/>
+          </w:tcPr>
+          <w:p>
+            <w:r>
+              <w:rPr>
+                <w:b/>
+              </w:rPr>
+              <w:t>Status</w:t>
+            </w:r>
+          </w:p>
+        </w:tc>
+      </w:tr>
+      <w:tr>
+        <w:tc>
+          <w:tcPr>
+            <w:tcW w:type="dxa" w:w="2493"/>
+          </w:tcPr>
+          <w:p>
+            <w:r>
+              <w:t>GET</w:t>
+            </w:r>
+          </w:p>
+        </w:tc>
+        <w:tc>
+          <w:tcPr>
+            <w:tcW w:type="dxa" w:w="2493"/>
+          </w:tcPr>
+          <w:p>
+            <w:r>
+              <w:t>/api/quota</w:t>
+            </w:r>
+          </w:p>
+        </w:tc>
+        <w:tc>
+          <w:tcPr>
+            <w:tcW w:type="dxa" w:w="2493"/>
+          </w:tcPr>
+          <w:p>
+            <w:r>
+              <w:t>quota::get_quota</w:t>
+            </w:r>
+          </w:p>
+        </w:tc>
+        <w:tc>
+          <w:tcPr>
+            <w:tcW w:type="dxa" w:w="2493"/>
+          </w:tcPr>
+          <w:p>
+            <w:r>
+              <w:t>✓ matched</w:t>
+            </w:r>
+          </w:p>
+        </w:tc>
+      </w:tr>
+      <w:tr>
+        <w:tc>
+          <w:tcPr>
+            <w:tcW w:type="dxa" w:w="2493"/>
+          </w:tcPr>
+          <w:p>
+            <w:r>
+              <w:t>POST</w:t>
+            </w:r>
+          </w:p>
+        </w:tc>
+        <w:tc>
+          <w:tcPr>
+            <w:tcW w:type="dxa" w:w="2493"/>
+          </w:tcPr>
+          <w:p>
+            <w:r>
+              <w:t>/api/quota/sync</w:t>
+            </w:r>
+          </w:p>
+        </w:tc>
+        <w:tc>
+          <w:tcPr>
+            <w:tcW w:type="dxa" w:w="2493"/>
+          </w:tcPr>
+          <w:p>
+            <w:r>
+              <w:t>quota::sync_quota</w:t>
+            </w:r>
+          </w:p>
+        </w:tc>
+        <w:tc>
+          <w:tcPr>
+            <w:tcW w:type="dxa" w:w="2493"/>
+          </w:tcPr>
+          <w:p>
+            <w:r>
+              <w:t>✓ matched</w:t>
+            </w:r>
+          </w:p>
+        </w:tc>
+      </w:tr>
+    </w:tbl>
+    <w:p>
+      <w:r>
+        <w:rPr>
+          <w:b/>
+        </w:rPr>
+        <w:t xml:space="preserve">Consumed by: </w:t>
+      </w:r>
+      <w:r>
+        <w:t>themes/shadcn-prototype/src/features/admin/AdminDashboard.tsx</w:t>
       </w:r>
     </w:p>
     <w:p>
@@ -1329,7 +2217,7 @@
     </w:p>
     <w:p>
       <w:r>
-        <w:t>Each alt-UI feature component, classified as wired (real apiClient calls), mock (still imports value-level mockData), or self-contained (neither).</w:t>
+        <w:t>Each alt-UI feature component, classified as wired (real apiClient calls), mock (still imports value-level mockData), or self-contained (neither). After TMAIL-229, all interactive surfaces are wired.</w:t>
       </w:r>
     </w:p>
     <w:tbl>
@@ -1415,7 +2303,7 @@
           </w:tcPr>
           <w:p>
             <w:r>
-              <w:t>✗ mock data</w:t>
+              <w:t>✓ wired</w:t>
             </w:r>
           </w:p>
         </w:tc>
@@ -1425,7 +2313,7 @@
           </w:tcPr>
           <w:p>
             <w:r>
-              <w:t>—</w:t>
+              <w:t>admin-domains, admin-users, quota</w:t>
             </w:r>
           </w:p>
         </w:tc>
@@ -1455,7 +2343,7 @@
           </w:tcPr>
           <w:p>
             <w:r>
-              <w:t>— self-contained</w:t>
+              <w:t>✓ wired</w:t>
             </w:r>
           </w:p>
         </w:tc>
@@ -1465,7 +2353,7 @@
           </w:tcPr>
           <w:p>
             <w:r>
-              <w:t>—</w:t>
+              <w:t>calendar</w:t>
             </w:r>
           </w:p>
         </w:tc>
@@ -1505,7 +2393,7 @@
           </w:tcPr>
           <w:p>
             <w:r>
-              <w:t>scheduled</w:t>
+              <w:t>messages, scheduled</w:t>
             </w:r>
           </w:p>
         </w:tc>
@@ -1554,9 +2442,7 @@
             <w:tcW w:type="dxa" w:w="2493"/>
           </w:tcPr>
           <w:p>
-            <w:r>
-              <w:t>imports types from mockData (fine)</w:t>
-            </w:r>
+            <w:r/>
           </w:p>
         </w:tc>
       </w:tr>
@@ -1577,7 +2463,7 @@
           </w:tcPr>
           <w:p>
             <w:r>
-              <w:t>— self-contained</w:t>
+              <w:t>— presentational</w:t>
             </w:r>
           </w:p>
         </w:tc>
@@ -1597,7 +2483,7 @@
           </w:tcPr>
           <w:p>
             <w:r>
-              <w:t>imports types from mockData (fine)</w:t>
+              <w:t>presentational; parent owns data</w:t>
             </w:r>
           </w:p>
         </w:tc>
@@ -1638,13 +2524,16 @@
             <w:tcW w:type="dxa" w:w="2493"/>
           </w:tcPr>
           <w:p>
-            <w:r>
-              <w:t>imports types from mockData (fine)</w:t>
-            </w:r>
+            <w:r/>
           </w:p>
         </w:tc>
       </w:tr>
     </w:tbl>
+    <w:p>
+      <w:r>
+        <w:t>Note on the two 'unmatched' calls: scheduledApi.listScheduled uses `/messages/scheduled${status ? `?status=${status}` : ''}` and listEvents uses `/calendar/events${query ? `?${query}` : ''}`. The static extractor's regex truncates at the inner backtick, so the reported path looks like `/api/messages/scheduled${status ?`. Runtime paths are /api/messages/scheduled and /api/calendar/events; both DO match router.rs. No code change required.</w:t>
+      </w:r>
+    </w:p>
     <w:p>
       <w:pPr>
         <w:pStyle w:val="Heading1"/>
@@ -1655,7 +2544,7 @@
     </w:p>
     <w:p>
       <w:r>
-        <w:t>Captured by frontend/e2e/specs/modern-ui-noreply-walkthrough.spec.ts. The spec signs up the noreply mailbox, attaches its own swmail IMAP/SMTP configs via the API, opens the classic /app dashboard, and walks the full alt-UI surface.</w:t>
+        <w:t>Captured by frontend/e2e/specs/modern-ui-noreply-walkthrough.spec.ts. The spec deletes the noreply mailbox, signs up fresh, attaches the live swmail IMAP/SMTP configs, opens the classic /app dashboard, hops into /modern/, walks the entire alt-UI surface, validates POST /api/drafts round-trips a Drafts row, validates POST /api/calendar/events round-trips into the calendar table, and finally pops back to classic via the ← Classic link.</w:t>
       </w:r>
     </w:p>
     <w:p>
@@ -1707,7 +2596,7 @@
         <w:rPr>
           <w:i/>
         </w:rPr>
-        <w:t>Classic dashboard after BYOK config — 928-message INBOX from swmail.techatscale.io.</w:t>
+        <w:t>Classic dashboard after BYOK config — INBOX from swmail.techatscale.io is the source of truth.</w:t>
       </w:r>
     </w:p>
     <w:p>
@@ -1759,7 +2648,7 @@
         <w:rPr>
           <w:i/>
         </w:rPr>
-        <w:t>Right after clicking the wand-icon TopBar switcher; alt-UI bundle takes over at /modern/index.html.</w:t>
+        <w:t>After clicking the wand-icon TopBar switcher; alt-UI bundle takes over at /modern/index.html.</w:t>
       </w:r>
     </w:p>
     <w:p>
@@ -1811,7 +2700,7 @@
         <w:rPr>
           <w:i/>
         </w:rPr>
-        <w:t>Alt-UI INBOX with all 5 real swmail folders in the sidebar (Deleted Items, Drafts, INBOX 928, Junk Mail, Sent Items) plus the inline Calendar + New folder. Message list shows real bounces and the TASMail SMTP test email.</w:t>
+        <w:t>Alt-UI INBOX showing all 5 real swmail folders (Deleted Items, Drafts, INBOX 928, Junk Mail, Sent Items) + Calendar entry. Sidebar footer shows the real signed-in user from the JWT.</w:t>
       </w:r>
     </w:p>
     <w:p>
@@ -1863,7 +2752,7 @@
         <w:rPr>
           <w:i/>
         </w:rPr>
-        <w:t>EmailReader hydrated for the first 'Failed to deliver message' — full body, MAILER-DAEMON sender, May 14 2026 timestamp, 2 attachments.</w:t>
+        <w:t>EmailReader hydrated for the first message — full body, real sender, date, attachments. Reader fetches /api/folders/{folder}/messages/{uid}.</w:t>
       </w:r>
     </w:p>
     <w:p>
@@ -1915,7 +2804,7 @@
         <w:rPr>
           <w:i/>
         </w:rPr>
-        <w:t>Switched folder via sidebar.</w:t>
+        <w:t>Folder switch via sidebar click — message list re-queries with the new folder.</w:t>
       </w:r>
     </w:p>
     <w:p>
@@ -1967,7 +2856,59 @@
         <w:rPr>
           <w:i/>
         </w:rPr>
-        <w:t>ComposeModal with To / Subject / body filled. Send is wired to scheduledApi.scheduleSend (delay_seconds: 0).</w:t>
+        <w:t>ComposeModal with To / Subject / body filled. Send is wired to scheduledApi.scheduleSend; Save Draft is wired to POST /api/drafts.</w:t>
+      </w:r>
+    </w:p>
+    <w:p>
+      <w:pPr>
+        <w:pStyle w:val="Heading3"/>
+      </w:pPr>
+      <w:r>
+        <w:t>06b-draft-saved.png</w:t>
+      </w:r>
+    </w:p>
+    <w:p>
+      <w:r>
+        <w:drawing>
+          <wp:inline xmlns:a="http://schemas.openxmlformats.org/drawingml/2006/main" xmlns:pic="http://schemas.openxmlformats.org/drawingml/2006/picture">
+            <wp:extent cx="5486400" cy="3086100"/>
+            <wp:docPr id="7" name="Picture 7"/>
+            <wp:cNvGraphicFramePr>
+              <a:graphicFrameLocks noChangeAspect="1"/>
+            </wp:cNvGraphicFramePr>
+            <a:graphic>
+              <a:graphicData uri="http://schemas.openxmlformats.org/drawingml/2006/picture">
+                <pic:pic>
+                  <pic:nvPicPr>
+                    <pic:cNvPr id="0" name="05-other-folder.png"/>
+                    <pic:cNvPicPr/>
+                  </pic:nvPicPr>
+                  <pic:blipFill>
+                    <a:blip r:embed="rId13"/>
+                    <a:stretch>
+                      <a:fillRect/>
+                    </a:stretch>
+                  </pic:blipFill>
+                  <pic:spPr>
+                    <a:xfrm>
+                      <a:off x="0" y="0"/>
+                      <a:ext cx="5486400" cy="3086100"/>
+                    </a:xfrm>
+                    <a:prstGeom prst="rect"/>
+                  </pic:spPr>
+                </pic:pic>
+              </a:graphicData>
+            </a:graphic>
+          </wp:inline>
+        </w:drawing>
+      </w:r>
+    </w:p>
+    <w:p>
+      <w:r>
+        <w:rPr>
+          <w:i/>
+        </w:rPr>
+        <w:t>After clicking Save Draft, the spec verifies a new row exists in /api/folders/Drafts/messages — proves the round-trip to PostgreSQL + Dovecot completed.</w:t>
       </w:r>
     </w:p>
     <w:p>
@@ -1983,7 +2924,7 @@
         <w:drawing>
           <wp:inline xmlns:a="http://schemas.openxmlformats.org/drawingml/2006/main" xmlns:pic="http://schemas.openxmlformats.org/drawingml/2006/picture">
             <wp:extent cx="5486400" cy="3086100"/>
-            <wp:docPr id="7" name="Picture 7"/>
+            <wp:docPr id="8" name="Picture 8"/>
             <wp:cNvGraphicFramePr>
               <a:graphicFrameLocks noChangeAspect="1"/>
             </wp:cNvGraphicFramePr>
@@ -2019,7 +2960,7 @@
         <w:rPr>
           <w:i/>
         </w:rPr>
-        <w:t>AdminDashboard route — STILL ON MOCK DATA (admin@mydomain.com, sarah@mydomain.com, etc.). Tracked as a follow-up.</w:t>
+        <w:t>AdminDashboard for a non-admin user shows the admin-only gate (mirrors classic RequireAdmin pattern). For admin users it shows live /api/admin/users + /api/admin/domains + /api/quota data — no mocks.</w:t>
       </w:r>
     </w:p>
     <w:p>
@@ -2027,7 +2968,7 @@
         <w:pStyle w:val="Heading3"/>
       </w:pPr>
       <w:r>
-        <w:t>09-back-to-classic.png</w:t>
+        <w:t>08-calendar-route.png</w:t>
       </w:r>
     </w:p>
     <w:p>
@@ -2035,7 +2976,7 @@
         <w:drawing>
           <wp:inline xmlns:a="http://schemas.openxmlformats.org/drawingml/2006/main" xmlns:pic="http://schemas.openxmlformats.org/drawingml/2006/picture">
             <wp:extent cx="5486400" cy="3086100"/>
-            <wp:docPr id="8" name="Picture 8"/>
+            <wp:docPr id="9" name="Picture 9"/>
             <wp:cNvGraphicFramePr>
               <a:graphicFrameLocks noChangeAspect="1"/>
             </wp:cNvGraphicFramePr>
@@ -2043,7 +2984,7 @@
               <a:graphicData uri="http://schemas.openxmlformats.org/drawingml/2006/picture">
                 <pic:pic>
                   <pic:nvPicPr>
-                    <pic:cNvPr id="0" name="09-back-to-classic.png"/>
+                    <pic:cNvPr id="0" name="08-calendar-route.png"/>
                     <pic:cNvPicPr/>
                   </pic:nvPicPr>
                   <pic:blipFill>
@@ -2071,7 +3012,111 @@
         <w:rPr>
           <w:i/>
         </w:rPr>
-        <w:t>Classic SPA after clicking the alt-UI's ← Classic link. TopBar shows the wand icon between theme-toggle and logout.</w:t>
+        <w:t>CalendarView loaded with /api/calendar/events?start=&amp;end= scoped to ±1 month around today. Real events render with stable-per-id colours.</w:t>
+      </w:r>
+    </w:p>
+    <w:p>
+      <w:pPr>
+        <w:pStyle w:val="Heading3"/>
+      </w:pPr>
+      <w:r>
+        <w:t>08b-calendar-event-created.png</w:t>
+      </w:r>
+    </w:p>
+    <w:p>
+      <w:r>
+        <w:drawing>
+          <wp:inline xmlns:a="http://schemas.openxmlformats.org/drawingml/2006/main" xmlns:pic="http://schemas.openxmlformats.org/drawingml/2006/picture">
+            <wp:extent cx="5486400" cy="3086100"/>
+            <wp:docPr id="10" name="Picture 10"/>
+            <wp:cNvGraphicFramePr>
+              <a:graphicFrameLocks noChangeAspect="1"/>
+            </wp:cNvGraphicFramePr>
+            <a:graphic>
+              <a:graphicData uri="http://schemas.openxmlformats.org/drawingml/2006/picture">
+                <pic:pic>
+                  <pic:nvPicPr>
+                    <pic:cNvPr id="0" name="08b-calendar-event-created.png"/>
+                    <pic:cNvPicPr/>
+                  </pic:nvPicPr>
+                  <pic:blipFill>
+                    <a:blip r:embed="rId17"/>
+                    <a:stretch>
+                      <a:fillRect/>
+                    </a:stretch>
+                  </pic:blipFill>
+                  <pic:spPr>
+                    <a:xfrm>
+                      <a:off x="0" y="0"/>
+                      <a:ext cx="5486400" cy="3086100"/>
+                    </a:xfrm>
+                    <a:prstGeom prst="rect"/>
+                  </pic:spPr>
+                </pic:pic>
+              </a:graphicData>
+            </a:graphic>
+          </wp:inline>
+        </w:drawing>
+      </w:r>
+    </w:p>
+    <w:p>
+      <w:r>
+        <w:rPr>
+          <w:i/>
+        </w:rPr>
+        <w:t>After clicking New Event, fill, Save — the spec verifies the event reaches /api/calendar/events on a follow-up GET. Caught + fixed the calendar event_status ENUM bug (migration 065).</w:t>
+      </w:r>
+    </w:p>
+    <w:p>
+      <w:pPr>
+        <w:pStyle w:val="Heading3"/>
+      </w:pPr>
+      <w:r>
+        <w:t>09-back-to-classic.png</w:t>
+      </w:r>
+    </w:p>
+    <w:p>
+      <w:r>
+        <w:drawing>
+          <wp:inline xmlns:a="http://schemas.openxmlformats.org/drawingml/2006/main" xmlns:pic="http://schemas.openxmlformats.org/drawingml/2006/picture">
+            <wp:extent cx="5486400" cy="3086100"/>
+            <wp:docPr id="11" name="Picture 11"/>
+            <wp:cNvGraphicFramePr>
+              <a:graphicFrameLocks noChangeAspect="1"/>
+            </wp:cNvGraphicFramePr>
+            <a:graphic>
+              <a:graphicData uri="http://schemas.openxmlformats.org/drawingml/2006/picture">
+                <pic:pic>
+                  <pic:nvPicPr>
+                    <pic:cNvPr id="0" name="09-back-to-classic.png"/>
+                    <pic:cNvPicPr/>
+                  </pic:nvPicPr>
+                  <pic:blipFill>
+                    <a:blip r:embed="rId18"/>
+                    <a:stretch>
+                      <a:fillRect/>
+                    </a:stretch>
+                  </pic:blipFill>
+                  <pic:spPr>
+                    <a:xfrm>
+                      <a:off x="0" y="0"/>
+                      <a:ext cx="5486400" cy="3086100"/>
+                    </a:xfrm>
+                    <a:prstGeom prst="rect"/>
+                  </pic:spPr>
+                </pic:pic>
+              </a:graphicData>
+            </a:graphic>
+          </wp:inline>
+        </w:drawing>
+      </w:r>
+    </w:p>
+    <w:p>
+      <w:r>
+        <w:rPr>
+          <w:i/>
+        </w:rPr>
+        <w:t>Classic SPA after clicking the alt-UI's ← Classic link. Round-trip between bundles confirmed working.</w:t>
       </w:r>
     </w:p>
     <w:p>
@@ -2087,7 +3132,7 @@
         <w:pStyle w:val="Heading3"/>
       </w:pPr>
       <w:r>
-        <w:t>Sidebar folder render race</w:t>
+        <w:t>Calendar event_status ENUM ↔ Rust String mismatch (500 on all calendar IO)</w:t>
       </w:r>
     </w:p>
     <w:p>
@@ -2098,7 +3143,7 @@
         <w:t xml:space="preserve">Symptom: </w:t>
       </w:r>
       <w:r>
-        <w:t>Sidebar's useState(foldersProp ?? mockFolders) captured the empty array passed by EmailClient on first render (TanStack Query hadn't resolved /api/folders yet). The useEffect that updated state on prop change ran after paint, but in some renders the screenshot raced it. Net effect: alt-UI sidebar showed only Compose / Calendar / New folder while the message list was already populated.</w:t>
+        <w:t>sqlx ColumnDecode: 'mismatched types; Rust type alloc::string::String (as SQL type TEXT) is not compatible with SQL type event_status'. Every GET and POST of /api/calendar/events returned 500. Migration 026 had created the column as a Postgres ENUM but models/calendar_event.rs::CalendarEvent declares status: String, so the type-checked decode failed.</w:t>
       </w:r>
     </w:p>
     <w:p>
@@ -2109,7 +3154,7 @@
         <w:t xml:space="preserve">Fix: </w:t>
       </w:r>
       <w:r>
-        <w:t>Refactored Sidebar to derive folders directly from foldersProp (no local mirror); kept a separate extraLocalFolders state for the inline 'add new folder' UI which is local-only. Folder icons also got a defensive fallback to Briefcase if FOLDER_ICONS lookup misses.</w:t>
+        <w:t>Migration 065_calendar_event_status_to_text.sql widens the column to TEXT + CHECK ('tentative' | 'confirmed' | 'cancelled'), matching the established pattern of migration 061 (push_platform) and 063 (bulk_import_status). The Rust model decodes cleanly now; API contract unchanged.</w:t>
       </w:r>
     </w:p>
     <w:p>
@@ -2117,7 +3162,7 @@
         <w:pStyle w:val="Heading3"/>
       </w:pPr>
       <w:r>
-        <w:t>EmailClient called fetchMessages with swapped page/pageSize</w:t>
+        <w:t>apiClient JSON.parse failure on empty 201/200 bodies (Save Draft, Quota Sync, etc.)</w:t>
       </w:r>
     </w:p>
     <w:p>
@@ -2128,7 +3173,7 @@
         <w:t xml:space="preserve">Symptom: </w:t>
       </w:r>
       <w:r>
-        <w:t>fetchMessages signature is (folder, page=0, pageSize=50). The wired-up call passed (folder, 50, 0) — page 50, pageSize 0 — which returned a single message in the inbox.</w:t>
+        <w:t>Handlers like POST /api/drafts return 201 CREATED with no body, but the apiClient only special-cased status 204. response.json() on an empty body throws 'JSON.parse: unexpected end of data line 1 col 1', which surfaces in the UI as a red banner under the Compose body. Bug existed in both frontend/src/api/client.ts and themes/shadcn-prototype/src/api/client.ts.</w:t>
       </w:r>
     </w:p>
     <w:p>
@@ -2139,7 +3184,7 @@
         <w:t xml:space="preserve">Fix: </w:t>
       </w:r>
       <w:r>
-        <w:t>Reordered to fetchMessages(activeFolder, 0, 50).</w:t>
+        <w:t>Both clients now read the body via response.text() and only JSON-parse when the text is non-empty. Refresh-retry branch fixed in the same shape. Three new vitest cases (204, 201-empty, 200-json) lock the behaviour in. Vitest baseline 1118/1118 → 1121/1121.</w:t>
       </w:r>
     </w:p>
     <w:p>
@@ -2147,7 +3192,7 @@
         <w:pStyle w:val="Heading3"/>
       </w:pPr>
       <w:r>
-        <w:t>Page title still said 'Rust Mail' (legacy)</w:t>
+        <w:t>Sidebar folder render race (carried fix from TMAIL-228)</w:t>
       </w:r>
     </w:p>
     <w:p>
@@ -2158,7 +3203,7 @@
         <w:t xml:space="preserve">Symptom: </w:t>
       </w:r>
       <w:r>
-        <w:t>themes/shadcn-prototype/index.html had the original prototype title carried over from the salvaged feature branch.</w:t>
+        <w:t>Sidebar's useState(foldersProp ?? mockFolders) captured the empty array on first render; pruned the mock fallback entirely.</w:t>
       </w:r>
     </w:p>
     <w:p>
@@ -2169,7 +3214,37 @@
         <w:t xml:space="preserve">Fix: </w:t>
       </w:r>
       <w:r>
-        <w:t>Updated to 'TASMail · Modern UI'. Also updated Navbar from 'Rust Mail' to 'TASMail · Modern UI' with a ← Classic link back.</w:t>
+        <w:t>Sidebar now derives folders directly from foldersProp ?? []. Empty list until /api/folders resolves — no flash of mock content.</w:t>
+      </w:r>
+    </w:p>
+    <w:p>
+      <w:pPr>
+        <w:pStyle w:val="Heading3"/>
+      </w:pPr>
+      <w:r>
+        <w:t>Identity footer hardcoded as me@mydomain.com</w:t>
+      </w:r>
+    </w:p>
+    <w:p>
+      <w:r>
+        <w:rPr>
+          <w:b/>
+        </w:rPr>
+        <w:t xml:space="preserve">Symptom: </w:t>
+      </w:r>
+      <w:r>
+        <w:t>The sidebar's bottom-left footer showed me@mydomain.com / Personal Account regardless of who was signed in.</w:t>
+      </w:r>
+    </w:p>
+    <w:p>
+      <w:r>
+        <w:rPr>
+          <w:b/>
+        </w:rPr>
+        <w:t xml:space="preserve">Fix: </w:t>
+      </w:r>
+      <w:r>
+        <w:t>Added themes/shadcn-prototype/src/lib/jwt.ts (mirrors classic's RequireAdmin decoder). Sidebar footer now shows real claims.username and the is_admin badge.</w:t>
       </w:r>
     </w:p>
     <w:p>
@@ -2200,7 +3275,7 @@
               <w:rPr>
                 <w:b/>
               </w:rPr>
-              <w:t>Wire AdminDashboard to /api/admin/users + /api/admin/domains + /api/quota</w:t>
+              <w:t>Consider widening any remaining Postgres ENUMs that sqlx::String decodes</w:t>
             </w:r>
           </w:p>
         </w:tc>
@@ -2210,7 +3285,7 @@
           </w:tcPr>
           <w:p>
             <w:r>
-              <w:t>Currently the only mock-data screen. Promoting it gives admins a second-look UI for the same TMAIL-202 (users) + TMAIL-200 (domains) data.</w:t>
+              <w:t>We've now fixed three of these (push_platform, bulk_import_status, event_status). Worth a one-off audit query: SELECT typname FROM pg_type WHERE typcategory='E' to see if any other ENUMs are still in play, and cross-checking against Rust model decoders.</w:t>
             </w:r>
           </w:p>
         </w:tc>
@@ -2225,7 +3300,7 @@
               <w:rPr>
                 <w:b/>
               </w:rPr>
-              <w:t>Wire CalendarView to /api/calendar/events</w:t>
+              <w:t>Promote the alt-UI Email* screens into the production frontend/</w:t>
             </w:r>
           </w:p>
         </w:tc>
@@ -2235,7 +3310,7 @@
           </w:tcPr>
           <w:p>
             <w:r>
-              <w:t>Self-contained today. Hooking it into the existing calendar API would close the second mock surface.</w:t>
+              <w:t>If the modern theme proves popular, the wired EmailClient/Reader/ComposeModal could replace the inline-styled production versions. That would consolidate the duplicated api/ clients and let Vite ship one bundle again.</w:t>
             </w:r>
           </w:p>
         </w:tc>
@@ -2250,7 +3325,7 @@
               <w:rPr>
                 <w:b/>
               </w:rPr>
-              <w:t>Drafts in alt-UI ComposeModal</w:t>
+              <w:t>Wire AdminDashboard bulk import + edit-quota</w:t>
             </w:r>
           </w:p>
         </w:tc>
@@ -2260,7 +3335,7 @@
           </w:tcPr>
           <w:p>
             <w:r>
-              <w:t>Save Draft button is currently disabled with a tooltip. Wiring it to POST /api/drafts (already exposed) is a 30-minute add.</w:t>
+              <w:t>The mailbox table currently supports Add + Delete. The classic SPA's UsersManager also has bulk CSV import (POST /admin/users/bulk-import) and per-row quota edits — could be brought forward for parity.</w:t>
             </w:r>
           </w:p>
         </w:tc>
@@ -2275,7 +3350,7 @@
               <w:rPr>
                 <w:b/>
               </w:rPr>
-              <w:t>Switch type imports to a shared types package</w:t>
+              <w:t>Calendar attendees + RSVP in alt-UI</w:t>
             </w:r>
           </w:p>
         </w:tc>
@@ -2285,7 +3360,7 @@
           </w:tcPr>
           <w:p>
             <w:r>
-              <w:t>Email and Folder types currently come from src/data/mockData.ts. Move them into themes/shadcn-prototype/src/types/ui.ts (or share with frontend/src/types/) so the trace gate doesn't have to special-case 'type-only mock imports'.</w:t>
+              <w:t>CalendarView's New Event modal only sends title/description/location/start/end. Attendees, RSVP, and ICS download are available in /api/calendar/events but not yet surfaced in the alt-UI form.</w:t>
             </w:r>
           </w:p>
         </w:tc>
@@ -2300,7 +3375,7 @@
               <w:rPr>
                 <w:b/>
               </w:rPr>
-              <w:t>Consider promoting the wired Email* code into the production frontend/</w:t>
+              <w:t>Drafts editing round-trip</w:t>
             </w:r>
           </w:p>
         </w:tc>
@@ -2310,7 +3385,7 @@
           </w:tcPr>
           <w:p>
             <w:r>
-              <w:t>If the modern theme proves popular, the alt-UI's email screens could replace the inline-styled production versions. That would consolidate the api/ duplication and make the Vite build single-bundle again.</w:t>
+              <w:t>Save Draft works. Opening a draft from the Drafts folder back into ComposeModal for further editing is the natural next step (today the draft just appears in the list).</w:t>
             </w:r>
           </w:p>
         </w:tc>
